--- a/docs/Brian_Oakley_Resume.docx
+++ b/docs/Brian_Oakley_Resume.docx
@@ -436,7 +436,28 @@
         <w:t>-</w:t>
       </w:r>
       <w:r>
-        <w:t xml:space="preserve"> with a ~$2M budget, partnering with the CEO and operators to convert strategy into systems that scale a national self-storage platform.</w:t>
+        <w:t xml:space="preserve"> with a ~$</w:t>
+      </w:r>
+      <w:r>
+        <w:t>4</w:t>
+      </w:r>
+      <w:r>
+        <w:t xml:space="preserve">M budget, partnering with the </w:t>
+      </w:r>
+      <w:r>
+        <w:t>President, Co-founders</w:t>
+      </w:r>
+      <w:r>
+        <w:t xml:space="preserve"> and operators to convert strategy into systems that scale a </w:t>
+      </w:r>
+      <w:r>
+        <w:t>pr</w:t>
+      </w:r>
+      <w:r>
+        <w:t>ivate equity real estate investment platform</w:t>
+      </w:r>
+      <w:r>
+        <w:t>.</w:t>
       </w:r>
     </w:p>
     <w:p>
@@ -499,7 +520,13 @@
         <w:t>-</w:t>
       </w:r>
       <w:r>
-        <w:t xml:space="preserve"> enabling a small team to support a portfolio scaling to ~130 facilities across 18 states.</w:t>
+        <w:t xml:space="preserve"> enabling a small team to support a portfolio scaling to ~1</w:t>
+      </w:r>
+      <w:r>
+        <w:t>50</w:t>
+      </w:r>
+      <w:r>
+        <w:t xml:space="preserve"> facilities across 18 states.</w:t>
       </w:r>
     </w:p>
     <w:p>
@@ -1075,7 +1102,15 @@
         <w:spacing w:after="30"/>
       </w:pPr>
       <w:r>
-        <w:t>Partnered with portfolio managers, quantitative researchers, and analysts to translate complex requirements into scalable platforms; managed third-party market-data integrations and vendor relationships.</w:t>
+        <w:t xml:space="preserve">Partnered with portfolio managers, quantitative researchers, and analysts to translate complex requirements into scalable platforms; </w:t>
+      </w:r>
+      <w:proofErr w:type="gramStart"/>
+      <w:r>
+        <w:t>managed</w:t>
+      </w:r>
+      <w:proofErr w:type="gramEnd"/>
+      <w:r>
+        <w:t xml:space="preserve"> third-party market-data integrations and vendor relationships.</w:t>
       </w:r>
     </w:p>
     <w:p>
@@ -1205,7 +1240,15 @@
         <w:t xml:space="preserve">Data Analyst / Report Developer.  </w:t>
       </w:r>
       <w:r>
-        <w:t>Built data architectures, reporting, and performance-measurement capabilities supporting operational oversight and process improvement.</w:t>
+        <w:t xml:space="preserve">Built data </w:t>
+      </w:r>
+      <w:proofErr w:type="gramStart"/>
+      <w:r>
+        <w:t>architectures</w:t>
+      </w:r>
+      <w:proofErr w:type="gramEnd"/>
+      <w:r>
+        <w:t>, reporting, and performance-measurement capabilities supporting operational oversight and process improvement.</w:t>
       </w:r>
     </w:p>
     <w:p>
